--- a/docs/manuales/Manual_usuario_Administracion_de_Alquileres_ONO_Prop.docx
+++ b/docs/manuales/Manual_usuario_Administracion_de_Alquileres_ONO_Prop.docx
@@ -137,7 +137,7 @@
           <w:color w:val="6B7280"/>
           <w:sz w:val="21"/>
         </w:rPr>
-        <w:t>Versión 1.0 · 10 de agosto de 2026</w:t>
+        <w:t>Versión 1.1 · 8 de octubre de 2026</w:t>
       </w:r>
     </w:p>
     <w:tbl>
@@ -328,7 +328,7 @@
                 <w:color w:val="1F2937"/>
                 <w:sz w:val="21"/>
               </w:rPr>
-              <w:t>Verificá que la inmobiliaria correcta esté seleccionada en la barra de navegación. Los contratos, personas y movimientos pertenecen siempre a la inmobiliaria activa.</w:t>
+              <w:t>Verificá que la inmobiliaria correcta esté seleccionada en la barra de navegación. Gestión de propiedades conserva la ficha técnica y comercial; Administración de alquileres conserva personas, contratos, obligaciones, cobros, liquidaciones y comprobantes.</w:t>
             </w:r>
           </w:p>
         </w:tc>
@@ -360,7 +360,7 @@
           <w:rFonts w:ascii="Calibri" w:hAnsi="Calibri"/>
           <w:color w:val="1F2937"/>
         </w:rPr>
-        <w:t>Cargar el inmueble, aunque todavía no esté publicado.</w:t>
+        <w:t>Cargar la ficha en Gestión de propiedades, aunque todavía no esté publicada.</w:t>
       </w:r>
     </w:p>
     <w:p>
@@ -1503,7 +1503,7 @@
           <w:rFonts w:ascii="Calibri" w:hAnsi="Calibri"/>
           <w:color w:val="1F2937"/>
         </w:rPr>
-        <w:t>El inmueble debe estar cargado en la inmobiliaria, publicado o no.</w:t>
+        <w:t>El inmueble debe estar cargado en Gestión de propiedades dentro de la inmobiliaria activa, publicado o no.</w:t>
       </w:r>
     </w:p>
     <w:p>
@@ -1566,7 +1566,7 @@
           <w:i w:val="0"/>
           <w:color w:val="1F2937"/>
         </w:rPr>
-        <w:t>Seleccioná el inmueble administrado. Para revisar antes de operar, comenzá con estado Borrador.</w:t>
+        <w:t>Seleccioná el inmueble administrado. Si iniciás el contrato desde Gestión de propiedades, la ficha aparece preseleccionada. Para revisar antes de operar, comenzá con estado Borrador.</w:t>
       </w:r>
     </w:p>
     <w:p>
@@ -5684,7 +5684,7 @@
           <w:i w:val="0"/>
           <w:color w:val="1F2937"/>
         </w:rPr>
-        <w:t>Debe estar cargado dentro de la inmobiliaria activa. Puede permanecer sin publicar.</w:t>
+        <w:t>Debe estar cargado en Gestión de propiedades dentro de la inmobiliaria activa. Puede permanecer sin publicar.</w:t>
       </w:r>
     </w:p>
     <w:p>
@@ -6179,6 +6179,65 @@
           </w:p>
         </w:tc>
       </w:tr>
+      <w:tr>
+        <w:trPr>
+          <w:cantSplit/>
+        </w:trPr>
+        <w:tc>
+          <w:tcPr>
+            <w:tcW w:type="dxa" w:w="1400"/>
+          </w:tcPr>
+          <w:p>
+            <w:pPr>
+              <w:spacing w:after="0" w:line="264" w:lineRule="auto"/>
+            </w:pPr>
+            <w:r>
+              <w:rPr>
+                <w:rFonts w:ascii="Calibri" w:hAnsi="Calibri"/>
+                <w:color w:val="1F2937"/>
+                <w:sz w:val="19"/>
+              </w:rPr>
+              <w:t>1.1</w:t>
+            </w:r>
+          </w:p>
+        </w:tc>
+        <w:tc>
+          <w:tcPr>
+            <w:tcW w:type="dxa" w:w="1900"/>
+          </w:tcPr>
+          <w:p>
+            <w:pPr>
+              <w:spacing w:after="0" w:line="264" w:lineRule="auto"/>
+            </w:pPr>
+            <w:r>
+              <w:rPr>
+                <w:rFonts w:ascii="Calibri" w:hAnsi="Calibri"/>
+                <w:color w:val="1F2937"/>
+                <w:sz w:val="19"/>
+              </w:rPr>
+              <w:t>08/10/2026</w:t>
+            </w:r>
+          </w:p>
+        </w:tc>
+        <w:tc>
+          <w:tcPr>
+            <w:tcW w:type="dxa" w:w="6060"/>
+          </w:tcPr>
+          <w:p>
+            <w:pPr>
+              <w:spacing w:after="0" w:line="264" w:lineRule="auto"/>
+            </w:pPr>
+            <w:r>
+              <w:rPr>
+                <w:rFonts w:ascii="Calibri" w:hAnsi="Calibri"/>
+                <w:color w:val="1F2937"/>
+                <w:sz w:val="19"/>
+              </w:rPr>
+              <w:t>Diferenciación entre Gestión de propiedades y Administración de alquileres; acceso al contrato desde una propiedad preseleccionada.</w:t>
+            </w:r>
+          </w:p>
+        </w:tc>
+      </w:tr>
     </w:tbl>
     <w:p>
       <w:pPr>
@@ -6237,7 +6296,7 @@
         <w:color w:val="6B7280"/>
         <w:sz w:val="16"/>
       </w:rPr>
-      <w:t>onoprop.com · Versión 1.0 · Agosto 2026</w:t>
+      <w:t>onoprop.com · Versión 1.1 · Octubre 2026</w:t>
     </w:r>
     <w:r>
       <w:tab/>
